--- a/portal/templates/blank.docx
+++ b/portal/templates/blank.docx
@@ -264,14 +264,14 @@
     </a:clrScheme>
     <a:fontScheme name="Office Classic 2">
       <a:majorFont>
-        <a:latin typeface="Christian Sans"/>
-        <a:ea typeface="Christian Sans"/>
-        <a:cs typeface="Christian Sans"/>
+        <a:latin typeface="Novus Serif"/>
+        <a:ea typeface="Novus Serif"/>
+        <a:cs typeface="Novus Serif"/>
       </a:majorFont>
       <a:minorFont>
-        <a:latin typeface="Christian Sans"/>
-        <a:ea typeface="Christian Sans"/>
-        <a:cs typeface="Christian Sans"/>
+        <a:latin typeface="Novus Serif"/>
+        <a:ea typeface="Novus Serif"/>
+        <a:cs typeface="Novus Serif"/>
       </a:minorFont>
     </a:fontScheme>
     <a:fmtScheme name="Office">

--- a/portal/templates/blank.docx
+++ b/portal/templates/blank.docx
@@ -264,14 +264,14 @@
     </a:clrScheme>
     <a:fontScheme name="Office Classic 2">
       <a:majorFont>
-        <a:latin typeface="Novus Serif"/>
-        <a:ea typeface="Novus Serif"/>
-        <a:cs typeface="Novus Serif"/>
+        <a:latin typeface="Asteria Serif"/>
+        <a:ea typeface="Asteria Serif"/>
+        <a:cs typeface="Asteria Serif"/>
       </a:majorFont>
       <a:minorFont>
-        <a:latin typeface="Novus Serif"/>
-        <a:ea typeface="Novus Serif"/>
-        <a:cs typeface="Novus Serif"/>
+        <a:latin typeface="Asteria Serif"/>
+        <a:ea typeface="Asteria Serif"/>
+        <a:cs typeface="Asteria Serif"/>
       </a:minorFont>
     </a:fontScheme>
     <a:fmtScheme name="Office">
